--- a/teaching/canvas-originals/co-27b-learning-survey-forms-import.docx
+++ b/teaching/canvas-originals/co-27b-learning-survey-forms-import.docx
@@ -50,7 +50,7 @@
           <w:sz w:val="22"/>
           <w:szCs w:val="22"/>
         </w:rPr>
-        <w:t xml:space="preserve">1. Your first and last name.</w:t>
+        <w:t xml:space="preserve">1. Your code name (the one you use in this class).</w:t>
       </w:r>
     </w:p>
     <w:p>
